--- a/assets/files/makalah_mini.docx
+++ b/assets/files/makalah_mini.docx
@@ -3,236 +3,47 @@
 <w:document xmlns:wpc="http://schemas.microsoft.com/office/word/2010/wordprocessingCanvas" xmlns:cx="http://schemas.microsoft.com/office/drawing/2014/chartex" xmlns:cx1="http://schemas.microsoft.com/office/drawing/2015/9/8/chartex" xmlns:cx2="http://schemas.microsoft.com/office/drawing/2015/10/21/chartex" xmlns:cx3="http://schemas.microsoft.com/office/drawing/2016/5/9/chartex" xmlns:cx4="http://schemas.microsoft.com/office/drawing/2016/5/10/chartex" xmlns:cx5="http://schemas.microsoft.com/office/drawing/2016/5/11/chartex" xmlns:cx6="http://schemas.microsoft.com/office/drawing/2016/5/12/chartex" xmlns:cx7="http://schemas.microsoft.com/office/drawing/2016/5/13/chartex" xmlns:cx8="http://schemas.microsoft.com/office/drawing/2016/5/14/chartex" xmlns:mc="http://schemas.openxmlformats.org/markup-compatibility/2006" xmlns:aink="http://schemas.microsoft.com/office/drawing/2016/ink" xmlns:am3d="http://schemas.microsoft.com/office/drawing/2017/model3d" xmlns:o="urn:schemas-microsoft-com:office:office" xmlns:oel="http://schemas.microsoft.com/office/2019/extlst" xmlns:r="http://schemas.openxmlformats.org/officeDocument/2006/relationships" xmlns:m="http://schemas.openxmlformats.org/officeDocument/2006/math" xmlns:v="urn:schemas-microsoft-com:vml" xmlns:wp14="http://schemas.microsoft.com/office/word/2010/wordprocessingDrawing" xmlns:wp="http://schemas.openxmlformats.org/drawingml/2006/wordprocessingDrawing" xmlns:w10="urn:schemas-microsoft-com:office:word" xmlns:w="http://schemas.openxmlformats.org/wordprocessingml/2006/main" xmlns:w14="http://schemas.microsoft.com/office/word/2010/wordml" xmlns:w15="http://schemas.microsoft.com/office/word/2012/wordml" xmlns:w16cex="http://schemas.microsoft.com/office/word/2018/wordml/cex" xmlns:w16cid="http://schemas.microsoft.com/office/word/2016/wordml/cid" xmlns:w16="http://schemas.microsoft.com/office/word/2018/wordml" xmlns:w16du="http://schemas.microsoft.com/office/word/2023/wordml/word16du" xmlns:w16sdtdh="http://schemas.microsoft.com/office/word/2020/wordml/sdtdatahash" xmlns:w16sdtfl="http://schemas.microsoft.com/office/word/2024/wordml/sdtformatlock" xmlns:w16se="http://schemas.microsoft.com/office/word/2015/wordml/symex" xmlns:wpg="http://schemas.microsoft.com/office/word/2010/wordprocessingGroup" xmlns:wpi="http://schemas.microsoft.com/office/word/2010/wordprocessingInk" xmlns:wne="http://schemas.microsoft.com/office/word/2006/wordml" xmlns:wps="http://schemas.microsoft.com/office/word/2010/wordprocessingShape" mc:Ignorable="w14 w15 w16se w16cid w16 w16cex w16sdtdh w16sdtfl w16du wp14">
   <w:body>
     <w:p>
-      <w:pPr>
-        <w:jc w:val="center"/>
-        <w:rPr>
-          <w:b/>
-          <w:bCs/>
-          <w:sz w:val="52"/>
-          <w:szCs w:val="52"/>
-        </w:rPr>
-      </w:pPr>
       <w:r>
-        <w:rPr>
-          <w:b/>
-          <w:bCs/>
-          <w:sz w:val="52"/>
-          <w:szCs w:val="52"/>
-        </w:rPr>
-        <w:t>PEMANFAATAN TEKNOLOGI INFORMASI DALAM DUNIA KERJA</w:t>
+        <w:t>PEMANFAATAN TEKNOLOGI INFORMASI</w:t>
       </w:r>
     </w:p>
     <w:p>
-      <w:pPr>
-        <w:jc w:val="center"/>
-        <w:rPr>
-          <w:sz w:val="32"/>
-          <w:szCs w:val="32"/>
-        </w:rPr>
-      </w:pPr>
+      <w:r>
+        <w:t>DALAM DUNIA KERJA</w:t>
+      </w:r>
     </w:p>
+    <w:p/>
     <w:p>
-      <w:pPr>
-        <w:jc w:val="center"/>
-        <w:rPr>
-          <w:sz w:val="32"/>
-          <w:szCs w:val="32"/>
-        </w:rPr>
-      </w:pPr>
-    </w:p>
-    <w:p>
-      <w:pPr>
-        <w:jc w:val="center"/>
-        <w:rPr>
-          <w:sz w:val="32"/>
-          <w:szCs w:val="32"/>
-        </w:rPr>
-      </w:pPr>
-    </w:p>
-    <w:p>
-      <w:pPr>
-        <w:jc w:val="center"/>
-        <w:rPr>
-          <w:sz w:val="32"/>
-          <w:szCs w:val="32"/>
-        </w:rPr>
-      </w:pPr>
-    </w:p>
-    <w:p>
-      <w:pPr>
-        <w:jc w:val="center"/>
-        <w:rPr>
-          <w:sz w:val="32"/>
-          <w:szCs w:val="32"/>
-        </w:rPr>
-      </w:pPr>
-    </w:p>
-    <w:p>
-      <w:pPr>
-        <w:jc w:val="center"/>
-        <w:rPr>
-          <w:sz w:val="32"/>
-          <w:szCs w:val="32"/>
-        </w:rPr>
-      </w:pPr>
-    </w:p>
-    <w:p>
-      <w:pPr>
-        <w:jc w:val="center"/>
-        <w:rPr>
-          <w:sz w:val="32"/>
-          <w:szCs w:val="32"/>
-        </w:rPr>
-      </w:pPr>
-    </w:p>
-    <w:p>
-      <w:pPr>
-        <w:jc w:val="center"/>
-        <w:rPr>
-          <w:sz w:val="32"/>
-          <w:szCs w:val="32"/>
-        </w:rPr>
-      </w:pPr>
-    </w:p>
-    <w:p>
-      <w:pPr>
-        <w:jc w:val="center"/>
-        <w:rPr>
-          <w:sz w:val="32"/>
-          <w:szCs w:val="32"/>
-        </w:rPr>
-      </w:pPr>
-    </w:p>
-    <w:p>
-      <w:pPr>
-        <w:jc w:val="center"/>
-        <w:rPr>
-          <w:sz w:val="32"/>
-          <w:szCs w:val="32"/>
-        </w:rPr>
-      </w:pPr>
-    </w:p>
-    <w:p>
-      <w:pPr>
-        <w:jc w:val="center"/>
-        <w:rPr>
-          <w:sz w:val="32"/>
-          <w:szCs w:val="32"/>
-        </w:rPr>
-      </w:pPr>
-    </w:p>
-    <w:p>
-      <w:pPr>
-        <w:jc w:val="center"/>
-        <w:rPr>
-          <w:sz w:val="32"/>
-          <w:szCs w:val="32"/>
-        </w:rPr>
-      </w:pPr>
-    </w:p>
-    <w:p>
-      <w:pPr>
-        <w:jc w:val="center"/>
-        <w:rPr>
-          <w:sz w:val="32"/>
-          <w:szCs w:val="32"/>
-        </w:rPr>
-      </w:pPr>
-    </w:p>
-    <w:p>
-      <w:pPr>
-        <w:jc w:val="center"/>
-        <w:rPr>
-          <w:sz w:val="32"/>
-          <w:szCs w:val="32"/>
-        </w:rPr>
-      </w:pPr>
       <w:r>
-        <w:rPr>
-          <w:sz w:val="32"/>
-          <w:szCs w:val="32"/>
-        </w:rPr>
         <w:t>Disusun Oleh:</w:t>
       </w:r>
     </w:p>
     <w:p>
-      <w:pPr>
-        <w:jc w:val="center"/>
-        <w:rPr>
-          <w:sz w:val="32"/>
-          <w:szCs w:val="32"/>
-        </w:rPr>
-      </w:pPr>
+      <w:r>
+        <w:t>Nama Peserta</w:t>
+      </w:r>
     </w:p>
+    <w:p/>
+    <w:p>
+      <w:r>
+        <w:t>Kursus Microsoft Word</w:t>
+      </w:r>
+    </w:p>
+    <w:p/>
     <w:p>
       <w:pPr>
-        <w:jc w:val="center"/>
-        <w:rPr>
-          <w:sz w:val="32"/>
-          <w:szCs w:val="32"/>
-        </w:rPr>
+        <w:sectPr>
+          <w:footerReference w:type="default" r:id="rId7"/>
+          <w:footerReference w:type="first" r:id="rId8"/>
+          <w:pgSz w:w="11906" w:h="16838"/>
+          <w:pgMar w:top="1440" w:right="1440" w:bottom="1440" w:left="1440" w:header="708" w:footer="708" w:gutter="0"/>
+          <w:cols w:space="708"/>
+          <w:titlePg/>
+          <w:docGrid w:linePitch="360"/>
+        </w:sectPr>
       </w:pPr>
       <w:r>
-        <w:rPr>
-          <w:sz w:val="32"/>
-          <w:szCs w:val="32"/>
-        </w:rPr>
-        <w:t>[Nama Peserta]</w:t>
-      </w:r>
-    </w:p>
-    <w:p>
-      <w:pPr>
-        <w:jc w:val="center"/>
-        <w:rPr>
-          <w:sz w:val="32"/>
-          <w:szCs w:val="32"/>
-        </w:rPr>
-      </w:pPr>
-    </w:p>
-    <w:p>
-      <w:pPr>
-        <w:jc w:val="center"/>
-        <w:rPr>
-          <w:sz w:val="32"/>
-          <w:szCs w:val="32"/>
-        </w:rPr>
-      </w:pPr>
-      <w:r>
-        <w:rPr>
-          <w:sz w:val="32"/>
-          <w:szCs w:val="32"/>
-        </w:rPr>
-        <w:t>Kursus Microsoft Office Word</w:t>
-      </w:r>
-    </w:p>
-    <w:p>
-      <w:pPr>
-        <w:jc w:val="center"/>
-        <w:rPr>
-          <w:sz w:val="32"/>
-          <w:szCs w:val="32"/>
-        </w:rPr>
-      </w:pPr>
-    </w:p>
-    <w:p>
-      <w:pPr>
-        <w:jc w:val="center"/>
-        <w:rPr>
-          <w:sz w:val="32"/>
-          <w:szCs w:val="32"/>
-        </w:rPr>
-      </w:pPr>
-      <w:r>
-        <w:rPr>
-          <w:sz w:val="32"/>
-          <w:szCs w:val="32"/>
-        </w:rPr>
-        <w:t>[Tahun]</w:t>
-      </w:r>
-    </w:p>
-    <w:p>
-      <w:r>
-        <w:br w:type="page"/>
+        <w:t>2026</w:t>
       </w:r>
     </w:p>
     <w:p>
@@ -243,7 +54,7 @@
     </w:p>
     <w:sdt>
       <w:sdtPr>
-        <w:id w:val="812679669"/>
+        <w:id w:val="-263375759"/>
         <w:docPartObj>
           <w:docPartGallery w:val="Table of Contents"/>
           <w:docPartUnique/>
@@ -272,6 +83,20 @@
           </w:r>
         </w:p>
         <w:p>
+          <w:pPr>
+            <w:pStyle w:val="TOC1"/>
+            <w:tabs>
+              <w:tab w:val="right" w:leader="dot" w:pos="9016"/>
+            </w:tabs>
+            <w:rPr>
+              <w:rFonts w:eastAsiaTheme="minorEastAsia"/>
+              <w:noProof/>
+              <w:kern w:val="2"/>
+              <w:sz w:val="24"/>
+              <w:szCs w:val="24"/>
+              <w:lang w:eastAsia="id-ID"/>
+            </w:rPr>
+          </w:pPr>
           <w:r>
             <w:fldChar w:fldCharType="begin"/>
           </w:r>
@@ -281,15 +106,284 @@
           <w:r>
             <w:fldChar w:fldCharType="separate"/>
           </w:r>
-          <w:r>
+          <w:hyperlink w:anchor="_Toc232580482" w:history="1">
+            <w:r>
+              <w:rPr>
+                <w:rStyle w:val="Hyperlink"/>
+                <w:noProof/>
+              </w:rPr>
+              <w:t>PENDAHULUAN</w:t>
+            </w:r>
+            <w:r>
+              <w:rPr>
+                <w:noProof/>
+                <w:webHidden/>
+              </w:rPr>
+              <w:tab/>
+            </w:r>
+            <w:r>
+              <w:rPr>
+                <w:noProof/>
+                <w:webHidden/>
+              </w:rPr>
+              <w:fldChar w:fldCharType="begin"/>
+            </w:r>
+            <w:r>
+              <w:rPr>
+                <w:noProof/>
+                <w:webHidden/>
+              </w:rPr>
+              <w:instrText xml:space="preserve"> PAGEREF _Toc232580482 \h </w:instrText>
+            </w:r>
+            <w:r>
+              <w:rPr>
+                <w:noProof/>
+                <w:webHidden/>
+              </w:rPr>
+            </w:r>
+            <w:r>
+              <w:rPr>
+                <w:noProof/>
+                <w:webHidden/>
+              </w:rPr>
+              <w:fldChar w:fldCharType="separate"/>
+            </w:r>
+            <w:r>
+              <w:rPr>
+                <w:noProof/>
+                <w:webHidden/>
+              </w:rPr>
+              <w:t>2</w:t>
+            </w:r>
+            <w:r>
+              <w:rPr>
+                <w:noProof/>
+                <w:webHidden/>
+              </w:rPr>
+              <w:fldChar w:fldCharType="end"/>
+            </w:r>
+          </w:hyperlink>
+        </w:p>
+        <w:p>
+          <w:pPr>
+            <w:pStyle w:val="TOC2"/>
+            <w:tabs>
+              <w:tab w:val="right" w:leader="dot" w:pos="9016"/>
+            </w:tabs>
             <w:rPr>
-              <w:b/>
-              <w:bCs/>
+              <w:rFonts w:eastAsiaTheme="minorEastAsia"/>
               <w:noProof/>
-              <w:lang w:val="en-US"/>
+              <w:kern w:val="2"/>
+              <w:sz w:val="24"/>
+              <w:szCs w:val="24"/>
+              <w:lang w:eastAsia="id-ID"/>
             </w:rPr>
-            <w:t>No table of contents entries found.</w:t>
-          </w:r>
+          </w:pPr>
+          <w:hyperlink w:anchor="_Toc232580483" w:history="1">
+            <w:r>
+              <w:rPr>
+                <w:rStyle w:val="Hyperlink"/>
+                <w:noProof/>
+              </w:rPr>
+              <w:t>Latar Belakang</w:t>
+            </w:r>
+            <w:r>
+              <w:rPr>
+                <w:noProof/>
+                <w:webHidden/>
+              </w:rPr>
+              <w:tab/>
+            </w:r>
+            <w:r>
+              <w:rPr>
+                <w:noProof/>
+                <w:webHidden/>
+              </w:rPr>
+              <w:fldChar w:fldCharType="begin"/>
+            </w:r>
+            <w:r>
+              <w:rPr>
+                <w:noProof/>
+                <w:webHidden/>
+              </w:rPr>
+              <w:instrText xml:space="preserve"> PAGEREF _Toc232580483 \h </w:instrText>
+            </w:r>
+            <w:r>
+              <w:rPr>
+                <w:noProof/>
+                <w:webHidden/>
+              </w:rPr>
+            </w:r>
+            <w:r>
+              <w:rPr>
+                <w:noProof/>
+                <w:webHidden/>
+              </w:rPr>
+              <w:fldChar w:fldCharType="separate"/>
+            </w:r>
+            <w:r>
+              <w:rPr>
+                <w:noProof/>
+                <w:webHidden/>
+              </w:rPr>
+              <w:t>2</w:t>
+            </w:r>
+            <w:r>
+              <w:rPr>
+                <w:noProof/>
+                <w:webHidden/>
+              </w:rPr>
+              <w:fldChar w:fldCharType="end"/>
+            </w:r>
+          </w:hyperlink>
+        </w:p>
+        <w:p>
+          <w:pPr>
+            <w:pStyle w:val="TOC1"/>
+            <w:tabs>
+              <w:tab w:val="right" w:leader="dot" w:pos="9016"/>
+            </w:tabs>
+            <w:rPr>
+              <w:rFonts w:eastAsiaTheme="minorEastAsia"/>
+              <w:noProof/>
+              <w:kern w:val="2"/>
+              <w:sz w:val="24"/>
+              <w:szCs w:val="24"/>
+              <w:lang w:eastAsia="id-ID"/>
+            </w:rPr>
+          </w:pPr>
+          <w:hyperlink w:anchor="_Toc232580484" w:history="1">
+            <w:r>
+              <w:rPr>
+                <w:rStyle w:val="Hyperlink"/>
+                <w:noProof/>
+              </w:rPr>
+              <w:t>PEMBAHASAN</w:t>
+            </w:r>
+            <w:r>
+              <w:rPr>
+                <w:noProof/>
+                <w:webHidden/>
+              </w:rPr>
+              <w:tab/>
+            </w:r>
+            <w:r>
+              <w:rPr>
+                <w:noProof/>
+                <w:webHidden/>
+              </w:rPr>
+              <w:fldChar w:fldCharType="begin"/>
+            </w:r>
+            <w:r>
+              <w:rPr>
+                <w:noProof/>
+                <w:webHidden/>
+              </w:rPr>
+              <w:instrText xml:space="preserve"> PAGEREF _Toc232580484 \h </w:instrText>
+            </w:r>
+            <w:r>
+              <w:rPr>
+                <w:noProof/>
+                <w:webHidden/>
+              </w:rPr>
+            </w:r>
+            <w:r>
+              <w:rPr>
+                <w:noProof/>
+                <w:webHidden/>
+              </w:rPr>
+              <w:fldChar w:fldCharType="separate"/>
+            </w:r>
+            <w:r>
+              <w:rPr>
+                <w:noProof/>
+                <w:webHidden/>
+              </w:rPr>
+              <w:t>3</w:t>
+            </w:r>
+            <w:r>
+              <w:rPr>
+                <w:noProof/>
+                <w:webHidden/>
+              </w:rPr>
+              <w:fldChar w:fldCharType="end"/>
+            </w:r>
+          </w:hyperlink>
+        </w:p>
+        <w:p>
+          <w:pPr>
+            <w:pStyle w:val="TOC1"/>
+            <w:tabs>
+              <w:tab w:val="right" w:leader="dot" w:pos="9016"/>
+            </w:tabs>
+            <w:rPr>
+              <w:rFonts w:eastAsiaTheme="minorEastAsia"/>
+              <w:noProof/>
+              <w:kern w:val="2"/>
+              <w:sz w:val="24"/>
+              <w:szCs w:val="24"/>
+              <w:lang w:eastAsia="id-ID"/>
+            </w:rPr>
+          </w:pPr>
+          <w:hyperlink w:anchor="_Toc232580485" w:history="1">
+            <w:r>
+              <w:rPr>
+                <w:rStyle w:val="Hyperlink"/>
+                <w:noProof/>
+              </w:rPr>
+              <w:t>KESIMPULAN</w:t>
+            </w:r>
+            <w:r>
+              <w:rPr>
+                <w:noProof/>
+                <w:webHidden/>
+              </w:rPr>
+              <w:tab/>
+            </w:r>
+            <w:r>
+              <w:rPr>
+                <w:noProof/>
+                <w:webHidden/>
+              </w:rPr>
+              <w:fldChar w:fldCharType="begin"/>
+            </w:r>
+            <w:r>
+              <w:rPr>
+                <w:noProof/>
+                <w:webHidden/>
+              </w:rPr>
+              <w:instrText xml:space="preserve"> PAGEREF _Toc232580485 \h </w:instrText>
+            </w:r>
+            <w:r>
+              <w:rPr>
+                <w:noProof/>
+                <w:webHidden/>
+              </w:rPr>
+            </w:r>
+            <w:r>
+              <w:rPr>
+                <w:noProof/>
+                <w:webHidden/>
+              </w:rPr>
+              <w:fldChar w:fldCharType="separate"/>
+            </w:r>
+            <w:r>
+              <w:rPr>
+                <w:noProof/>
+                <w:webHidden/>
+              </w:rPr>
+              <w:t>5</w:t>
+            </w:r>
+            <w:r>
+              <w:rPr>
+                <w:noProof/>
+                <w:webHidden/>
+              </w:rPr>
+              <w:fldChar w:fldCharType="end"/>
+            </w:r>
+          </w:hyperlink>
+        </w:p>
+        <w:p>
           <w:r>
             <w:rPr>
               <w:b/>
@@ -301,275 +395,7 @@
         </w:p>
       </w:sdtContent>
     </w:sdt>
-    <w:p>
-      <w:r>
-        <w:br w:type="page"/>
-      </w:r>
-    </w:p>
-    <w:p>
-      <w:r>
-        <w:lastRenderedPageBreak/>
-        <w:t>Pendahuluan</w:t>
-      </w:r>
-    </w:p>
     <w:p/>
-    <w:p>
-      <w:r>
-        <w:t>Latar Belakang</w:t>
-      </w:r>
-    </w:p>
-    <w:p>
-      <w:r>
-        <w:t>Teknologi informasi telah menjadi bagian penting dalam berbagai bidang pekerjaan. Penggunaan komputer, internet, dan aplikasi perkantoran</w:t>
-      </w:r>
-      <w:r>
-        <w:t xml:space="preserve"> </w:t>
-      </w:r>
-      <w:r>
-        <w:t>membantu meningkatkan efisiensi kerja dan mempercepat proses pertukaran informasi.</w:t>
-      </w:r>
-    </w:p>
-    <w:p>
-      <w:r>
-        <w:t>Pembahasan</w:t>
-      </w:r>
-    </w:p>
-    <w:p>
-      <w:r>
-        <w:rPr>
-          <w:noProof/>
-        </w:rPr>
-        <mc:AlternateContent>
-          <mc:Choice Requires="wps">
-            <w:drawing>
-              <wp:anchor distT="0" distB="0" distL="114300" distR="114300" simplePos="0" relativeHeight="251660288" behindDoc="0" locked="0" layoutInCell="1" allowOverlap="1" wp14:anchorId="6A6AAC8A" wp14:editId="18D2BDA9">
-                <wp:simplePos x="0" y="0"/>
-                <wp:positionH relativeFrom="column">
-                  <wp:posOffset>0</wp:posOffset>
-                </wp:positionH>
-                <wp:positionV relativeFrom="paragraph">
-                  <wp:posOffset>3862705</wp:posOffset>
-                </wp:positionV>
-                <wp:extent cx="5731510" cy="635"/>
-                <wp:effectExtent l="0" t="0" r="0" b="0"/>
-                <wp:wrapSquare wrapText="bothSides"/>
-                <wp:docPr id="115968647" name="Text Box 1"/>
-                <wp:cNvGraphicFramePr/>
-                <a:graphic xmlns:a="http://schemas.openxmlformats.org/drawingml/2006/main">
-                  <a:graphicData uri="http://schemas.microsoft.com/office/word/2010/wordprocessingShape">
-                    <wps:wsp>
-                      <wps:cNvSpPr txBox="1"/>
-                      <wps:spPr>
-                        <a:xfrm>
-                          <a:off x="0" y="0"/>
-                          <a:ext cx="5731510" cy="635"/>
-                        </a:xfrm>
-                        <a:prstGeom prst="rect">
-                          <a:avLst/>
-                        </a:prstGeom>
-                        <a:solidFill>
-                          <a:prstClr val="white"/>
-                        </a:solidFill>
-                        <a:ln>
-                          <a:noFill/>
-                        </a:ln>
-                      </wps:spPr>
-                      <wps:txbx>
-                        <w:txbxContent>
-                          <w:p>
-                            <w:pPr>
-                              <w:pStyle w:val="Caption"/>
-                              <w:rPr>
-                                <w:noProof/>
-                                <w:sz w:val="22"/>
-                                <w:szCs w:val="22"/>
-                              </w:rPr>
-                            </w:pPr>
-                            <w:r>
-                              <w:t xml:space="preserve">Gambar </w:t>
-                            </w:r>
-                            <w:r>
-                              <w:fldChar w:fldCharType="begin"/>
-                            </w:r>
-                            <w:r>
-                              <w:instrText xml:space="preserve"> SEQ Gambar \* ARABIC </w:instrText>
-                            </w:r>
-                            <w:r>
-                              <w:fldChar w:fldCharType="separate"/>
-                            </w:r>
-                            <w:r>
-                              <w:rPr>
-                                <w:noProof/>
-                              </w:rPr>
-                              <w:t>1</w:t>
-                            </w:r>
-                            <w:r>
-                              <w:fldChar w:fldCharType="end"/>
-                            </w:r>
-                            <w:r>
-                              <w:t>Teknologi Informasi dalam Dunia Kerja</w:t>
-                            </w:r>
-                          </w:p>
-                        </w:txbxContent>
-                      </wps:txbx>
-                      <wps:bodyPr rot="0" spcFirstLastPara="0" vertOverflow="overflow" horzOverflow="overflow" vert="horz" wrap="square" lIns="0" tIns="0" rIns="0" bIns="0" numCol="1" spcCol="0" rtlCol="0" fromWordArt="0" anchor="t" anchorCtr="0" forceAA="0" compatLnSpc="1">
-                        <a:prstTxWarp prst="textNoShape">
-                          <a:avLst/>
-                        </a:prstTxWarp>
-                        <a:spAutoFit/>
-                      </wps:bodyPr>
-                    </wps:wsp>
-                  </a:graphicData>
-                </a:graphic>
-              </wp:anchor>
-            </w:drawing>
-          </mc:Choice>
-          <mc:Fallback>
-            <w:pict>
-              <v:shapetype w14:anchorId="6A6AAC8A" id="_x0000_t202" coordsize="21600,21600" o:spt="202" path="m,l,21600r21600,l21600,xe">
-                <v:stroke joinstyle="miter"/>
-                <v:path gradientshapeok="t" o:connecttype="rect"/>
-              </v:shapetype>
-              <v:shape id="Text Box 1" o:spid="_x0000_s1026" type="#_x0000_t202" style="position:absolute;margin-left:0;margin-top:304.15pt;width:451.3pt;height:.05pt;z-index:251660288;visibility:visible;mso-wrap-style:square;mso-wrap-distance-left:9pt;mso-wrap-distance-top:0;mso-wrap-distance-right:9pt;mso-wrap-distance-bottom:0;mso-position-horizontal:absolute;mso-position-horizontal-relative:text;mso-position-vertical:absolute;mso-position-vertical-relative:text;v-text-anchor:top" o:gfxdata="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" stroked="f">
-                <v:textbox style="mso-fit-shape-to-text:t" inset="0,0,0,0">
-                  <w:txbxContent>
-                    <w:p>
-                      <w:pPr>
-                        <w:pStyle w:val="Caption"/>
-                        <w:rPr>
-                          <w:noProof/>
-                          <w:sz w:val="22"/>
-                          <w:szCs w:val="22"/>
-                        </w:rPr>
-                      </w:pPr>
-                      <w:r>
-                        <w:t xml:space="preserve">Gambar </w:t>
-                      </w:r>
-                      <w:r>
-                        <w:fldChar w:fldCharType="begin"/>
-                      </w:r>
-                      <w:r>
-                        <w:instrText xml:space="preserve"> SEQ Gambar \* ARABIC </w:instrText>
-                      </w:r>
-                      <w:r>
-                        <w:fldChar w:fldCharType="separate"/>
-                      </w:r>
-                      <w:r>
-                        <w:rPr>
-                          <w:noProof/>
-                        </w:rPr>
-                        <w:t>1</w:t>
-                      </w:r>
-                      <w:r>
-                        <w:fldChar w:fldCharType="end"/>
-                      </w:r>
-                      <w:r>
-                        <w:t>Teknologi Informasi dalam Dunia Kerja</w:t>
-                      </w:r>
-                    </w:p>
-                  </w:txbxContent>
-                </v:textbox>
-                <w10:wrap type="square"/>
-              </v:shape>
-            </w:pict>
-          </mc:Fallback>
-        </mc:AlternateContent>
-      </w:r>
-      <w:r>
-        <w:rPr>
-          <w:noProof/>
-        </w:rPr>
-        <w:drawing>
-          <wp:anchor distT="0" distB="0" distL="114300" distR="114300" simplePos="0" relativeHeight="251658240" behindDoc="0" locked="0" layoutInCell="1" allowOverlap="1" wp14:anchorId="686B2055" wp14:editId="787A10DE">
-            <wp:simplePos x="0" y="0"/>
-            <wp:positionH relativeFrom="column">
-              <wp:posOffset>0</wp:posOffset>
-            </wp:positionH>
-            <wp:positionV relativeFrom="paragraph">
-              <wp:posOffset>-1905</wp:posOffset>
-            </wp:positionV>
-            <wp:extent cx="5731510" cy="3807460"/>
-            <wp:effectExtent l="0" t="0" r="2540" b="2540"/>
-            <wp:wrapSquare wrapText="bothSides"/>
-            <wp:docPr id="1161017704" name="Picture 1"/>
-            <wp:cNvGraphicFramePr>
-              <a:graphicFrameLocks xmlns:a="http://schemas.openxmlformats.org/drawingml/2006/main" noChangeAspect="1"/>
-            </wp:cNvGraphicFramePr>
-            <a:graphic xmlns:a="http://schemas.openxmlformats.org/drawingml/2006/main">
-              <a:graphicData uri="http://schemas.openxmlformats.org/drawingml/2006/picture">
-                <pic:pic xmlns:pic="http://schemas.openxmlformats.org/drawingml/2006/picture">
-                  <pic:nvPicPr>
-                    <pic:cNvPr id="1161017704" name="Picture 1161017704"/>
-                    <pic:cNvPicPr/>
-                  </pic:nvPicPr>
-                  <pic:blipFill>
-                    <a:blip r:embed="rId5">
-                      <a:extLst>
-                        <a:ext uri="{28A0092B-C50C-407E-A947-70E740481C1C}">
-                          <a14:useLocalDpi xmlns:a14="http://schemas.microsoft.com/office/drawing/2010/main" val="0"/>
-                        </a:ext>
-                      </a:extLst>
-                    </a:blip>
-                    <a:stretch>
-                      <a:fillRect/>
-                    </a:stretch>
-                  </pic:blipFill>
-                  <pic:spPr>
-                    <a:xfrm>
-                      <a:off x="0" y="0"/>
-                      <a:ext cx="5731510" cy="3807460"/>
-                    </a:xfrm>
-                    <a:prstGeom prst="rect">
-                      <a:avLst/>
-                    </a:prstGeom>
-                  </pic:spPr>
-                </pic:pic>
-              </a:graphicData>
-            </a:graphic>
-          </wp:anchor>
-        </w:drawing>
-      </w:r>
-      <w:r>
-        <w:t>Manfaat Teknologi Informasi</w:t>
-      </w:r>
-    </w:p>
-    <w:p>
-      <w:r>
-        <w:t>Teknologi informasi memberikan berbagai manfaat seperti kemudahan komunikasi, pengolahan data yang lebih cepat, dan peningkatan produktivitas</w:t>
-      </w:r>
-      <w:r>
-        <w:t xml:space="preserve"> </w:t>
-      </w:r>
-      <w:r>
-        <w:t>kerja.</w:t>
-      </w:r>
-    </w:p>
-    <w:p>
-      <w:r>
-        <w:t>Dampak terhadap Produktivitas</w:t>
-      </w:r>
-    </w:p>
-    <w:p>
-      <w:r>
-        <w:t>Dengan penggunaan sistem digital, pekerjaan yang sebelumnya dilakukan secara manual dapat diselesaikan dengan lebih cepat dan akurat.</w:t>
-      </w:r>
-    </w:p>
-    <w:p>
-      <w:r>
-        <w:t>Kesimpulan</w:t>
-      </w:r>
-    </w:p>
-    <w:p>
-      <w:r>
-        <w:t>Teknologi informasi memberikan dampak positif terhadap efektivitas dan produktivitas kerja sehingga penting untuk dikuasai oleh setiap tenaga</w:t>
-      </w:r>
-      <w:r>
-        <w:t xml:space="preserve"> </w:t>
-      </w:r>
-      <w:r>
-        <w:t>kerja modern.</w:t>
-      </w:r>
-    </w:p>
     <w:p>
       <w:r>
         <w:br w:type="page"/>
@@ -577,376 +403,250 @@
     </w:p>
     <w:p>
       <w:pPr>
+        <w:pStyle w:val="Heading1"/>
+      </w:pPr>
+      <w:bookmarkStart w:id="0" w:name="_Toc232580482"/>
+      <w:r>
+        <w:lastRenderedPageBreak/>
+        <w:t>PENDAHULUAN</w:t>
+      </w:r>
+      <w:bookmarkEnd w:id="0"/>
+    </w:p>
+    <w:p>
+      <w:pPr>
+        <w:pStyle w:val="Heading2"/>
+      </w:pPr>
+      <w:bookmarkStart w:id="1" w:name="_Toc232580483"/>
+      <w:r>
+        <w:t>Latar Belakang</w:t>
+      </w:r>
+      <w:bookmarkEnd w:id="1"/>
+    </w:p>
+    <w:p>
+      <w:pPr>
+        <w:rPr>
+          <w:rFonts w:asciiTheme="majorHAnsi" w:eastAsiaTheme="majorEastAsia" w:hAnsiTheme="majorHAnsi" w:cstheme="majorBidi"/>
+          <w:color w:val="2F5496" w:themeColor="accent1" w:themeShade="BF"/>
+          <w:sz w:val="32"/>
+          <w:szCs w:val="32"/>
+        </w:rPr>
+      </w:pPr>
+      <w:r>
+        <w:br w:type="page"/>
+      </w:r>
+    </w:p>
+    <w:p>
+      <w:pPr>
+        <w:pStyle w:val="Heading1"/>
+      </w:pPr>
+      <w:bookmarkStart w:id="2" w:name="_Toc232580484"/>
+      <w:r>
+        <w:lastRenderedPageBreak/>
+        <w:t>PEMBAHASAN</w:t>
+      </w:r>
+      <w:bookmarkEnd w:id="2"/>
+    </w:p>
+    <w:p>
+      <w:pPr>
         <w:sectPr>
+          <w:footerReference w:type="default" r:id="rId9"/>
           <w:pgSz w:w="11906" w:h="16838"/>
           <w:pgMar w:top="1440" w:right="1440" w:bottom="1440" w:left="1440" w:header="708" w:footer="708" w:gutter="0"/>
+          <w:pgNumType w:start="1"/>
           <w:cols w:space="708"/>
           <w:docGrid w:linePitch="360"/>
         </w:sectPr>
       </w:pPr>
     </w:p>
-    <w:p>
-      <w:r>
-        <w:lastRenderedPageBreak/>
-        <w:t>Bagian 5 – Membuat Tabel Data</w:t>
-      </w:r>
-    </w:p>
     <w:tbl>
       <w:tblPr>
-        <w:tblW w:w="13978" w:type="dxa"/>
-        <w:shd w:val="clear" w:color="auto" w:fill="FFFFFF"/>
-        <w:tblCellMar>
-          <w:top w:w="15" w:type="dxa"/>
-          <w:left w:w="15" w:type="dxa"/>
-          <w:bottom w:w="15" w:type="dxa"/>
-          <w:right w:w="15" w:type="dxa"/>
-        </w:tblCellMar>
+        <w:tblStyle w:val="TableGrid"/>
+        <w:tblW w:w="0" w:type="auto"/>
         <w:tblLook w:val="04A0" w:firstRow="1" w:lastRow="0" w:firstColumn="1" w:lastColumn="0" w:noHBand="0" w:noVBand="1"/>
       </w:tblPr>
       <w:tblGrid>
-        <w:gridCol w:w="2645"/>
-        <w:gridCol w:w="7248"/>
-        <w:gridCol w:w="4085"/>
+        <w:gridCol w:w="1992"/>
+        <w:gridCol w:w="1992"/>
+        <w:gridCol w:w="1992"/>
+        <w:gridCol w:w="1993"/>
+        <w:gridCol w:w="1993"/>
+        <w:gridCol w:w="1993"/>
+        <w:gridCol w:w="1993"/>
       </w:tblGrid>
       <w:tr>
-        <w:trPr>
-          <w:trHeight w:val="469"/>
-          <w:tblHeader/>
-        </w:trPr>
-        <w:tc>
-          <w:tcPr>
-            <w:tcW w:w="0" w:type="auto"/>
-            <w:tcBorders>
-              <w:top w:val="single" w:sz="2" w:space="0" w:color="auto"/>
-              <w:left w:val="single" w:sz="2" w:space="0" w:color="auto"/>
-              <w:bottom w:val="single" w:sz="6" w:space="0" w:color="auto"/>
-              <w:right w:val="single" w:sz="2" w:space="0" w:color="auto"/>
-            </w:tcBorders>
-            <w:shd w:val="clear" w:color="auto" w:fill="FFFFFF"/>
-            <w:vAlign w:val="center"/>
-            <w:hideMark/>
-          </w:tcPr>
-          <w:p>
-            <w:pPr>
-              <w:rPr>
-                <w:b/>
-                <w:bCs/>
-              </w:rPr>
-            </w:pPr>
-            <w:r>
-              <w:rPr>
-                <w:b/>
-                <w:bCs/>
-              </w:rPr>
-              <w:t>Tahun</w:t>
-            </w:r>
-          </w:p>
-        </w:tc>
-        <w:tc>
-          <w:tcPr>
-            <w:tcW w:w="0" w:type="auto"/>
-            <w:tcBorders>
-              <w:top w:val="single" w:sz="2" w:space="0" w:color="auto"/>
-              <w:left w:val="single" w:sz="2" w:space="0" w:color="auto"/>
-              <w:bottom w:val="single" w:sz="6" w:space="0" w:color="auto"/>
-              <w:right w:val="single" w:sz="2" w:space="0" w:color="auto"/>
-            </w:tcBorders>
-            <w:shd w:val="clear" w:color="auto" w:fill="FFFFFF"/>
-            <w:vAlign w:val="center"/>
-            <w:hideMark/>
-          </w:tcPr>
-          <w:p>
-            <w:pPr>
-              <w:rPr>
-                <w:b/>
-                <w:bCs/>
-              </w:rPr>
-            </w:pPr>
-            <w:r>
-              <w:rPr>
-                <w:b/>
-                <w:bCs/>
-              </w:rPr>
-              <w:t>Jumlah Komputer</w:t>
-            </w:r>
-          </w:p>
-        </w:tc>
-        <w:tc>
-          <w:tcPr>
-            <w:tcW w:w="0" w:type="auto"/>
-            <w:tcBorders>
-              <w:top w:val="single" w:sz="2" w:space="0" w:color="auto"/>
-              <w:left w:val="single" w:sz="2" w:space="0" w:color="auto"/>
-              <w:bottom w:val="single" w:sz="6" w:space="0" w:color="auto"/>
-              <w:right w:val="single" w:sz="2" w:space="0" w:color="auto"/>
-            </w:tcBorders>
-            <w:shd w:val="clear" w:color="auto" w:fill="FFFFFF"/>
-            <w:vAlign w:val="center"/>
-            <w:hideMark/>
-          </w:tcPr>
-          <w:p>
-            <w:pPr>
-              <w:rPr>
-                <w:b/>
-                <w:bCs/>
-              </w:rPr>
-            </w:pPr>
-            <w:r>
-              <w:rPr>
-                <w:b/>
-                <w:bCs/>
-              </w:rPr>
-              <w:t>Pengguna</w:t>
-            </w:r>
-          </w:p>
+        <w:tc>
+          <w:tcPr>
+            <w:tcW w:w="1992" w:type="dxa"/>
+          </w:tcPr>
+          <w:p/>
+        </w:tc>
+        <w:tc>
+          <w:tcPr>
+            <w:tcW w:w="1992" w:type="dxa"/>
+          </w:tcPr>
+          <w:p/>
+        </w:tc>
+        <w:tc>
+          <w:tcPr>
+            <w:tcW w:w="1992" w:type="dxa"/>
+          </w:tcPr>
+          <w:p/>
+        </w:tc>
+        <w:tc>
+          <w:tcPr>
+            <w:tcW w:w="1993" w:type="dxa"/>
+          </w:tcPr>
+          <w:p/>
+        </w:tc>
+        <w:tc>
+          <w:tcPr>
+            <w:tcW w:w="1993" w:type="dxa"/>
+          </w:tcPr>
+          <w:p/>
+        </w:tc>
+        <w:tc>
+          <w:tcPr>
+            <w:tcW w:w="1993" w:type="dxa"/>
+          </w:tcPr>
+          <w:p/>
+        </w:tc>
+        <w:tc>
+          <w:tcPr>
+            <w:tcW w:w="1993" w:type="dxa"/>
+          </w:tcPr>
+          <w:p/>
         </w:tc>
       </w:tr>
       <w:tr>
-        <w:trPr>
-          <w:trHeight w:val="469"/>
-        </w:trPr>
-        <w:tc>
-          <w:tcPr>
-            <w:tcW w:w="0" w:type="auto"/>
-            <w:tcBorders>
-              <w:top w:val="single" w:sz="2" w:space="0" w:color="auto"/>
-              <w:left w:val="single" w:sz="2" w:space="0" w:color="auto"/>
-              <w:bottom w:val="single" w:sz="6" w:space="0" w:color="auto"/>
-              <w:right w:val="single" w:sz="2" w:space="0" w:color="auto"/>
-            </w:tcBorders>
-            <w:shd w:val="clear" w:color="auto" w:fill="FFFFFF"/>
-            <w:vAlign w:val="center"/>
-            <w:hideMark/>
-          </w:tcPr>
-          <w:p>
-            <w:r>
-              <w:t>2022</w:t>
-            </w:r>
-          </w:p>
-        </w:tc>
-        <w:tc>
-          <w:tcPr>
-            <w:tcW w:w="0" w:type="auto"/>
-            <w:tcBorders>
-              <w:top w:val="single" w:sz="2" w:space="0" w:color="auto"/>
-              <w:left w:val="single" w:sz="2" w:space="0" w:color="auto"/>
-              <w:bottom w:val="single" w:sz="6" w:space="0" w:color="auto"/>
-              <w:right w:val="single" w:sz="2" w:space="0" w:color="auto"/>
-            </w:tcBorders>
-            <w:shd w:val="clear" w:color="auto" w:fill="FFFFFF"/>
-            <w:vAlign w:val="center"/>
-            <w:hideMark/>
-          </w:tcPr>
-          <w:p>
-            <w:r>
-              <w:t>50</w:t>
-            </w:r>
-          </w:p>
-        </w:tc>
-        <w:tc>
-          <w:tcPr>
-            <w:tcW w:w="0" w:type="auto"/>
-            <w:tcBorders>
-              <w:top w:val="single" w:sz="2" w:space="0" w:color="auto"/>
-              <w:left w:val="single" w:sz="2" w:space="0" w:color="auto"/>
-              <w:bottom w:val="single" w:sz="6" w:space="0" w:color="auto"/>
-              <w:right w:val="single" w:sz="2" w:space="0" w:color="auto"/>
-            </w:tcBorders>
-            <w:shd w:val="clear" w:color="auto" w:fill="FFFFFF"/>
-            <w:vAlign w:val="center"/>
-            <w:hideMark/>
-          </w:tcPr>
-          <w:p>
-            <w:r>
-              <w:t>45</w:t>
-            </w:r>
-          </w:p>
+        <w:tc>
+          <w:tcPr>
+            <w:tcW w:w="1992" w:type="dxa"/>
+          </w:tcPr>
+          <w:p/>
+        </w:tc>
+        <w:tc>
+          <w:tcPr>
+            <w:tcW w:w="1992" w:type="dxa"/>
+          </w:tcPr>
+          <w:p/>
+        </w:tc>
+        <w:tc>
+          <w:tcPr>
+            <w:tcW w:w="1992" w:type="dxa"/>
+          </w:tcPr>
+          <w:p/>
+        </w:tc>
+        <w:tc>
+          <w:tcPr>
+            <w:tcW w:w="1993" w:type="dxa"/>
+          </w:tcPr>
+          <w:p/>
+        </w:tc>
+        <w:tc>
+          <w:tcPr>
+            <w:tcW w:w="1993" w:type="dxa"/>
+          </w:tcPr>
+          <w:p/>
+        </w:tc>
+        <w:tc>
+          <w:tcPr>
+            <w:tcW w:w="1993" w:type="dxa"/>
+          </w:tcPr>
+          <w:p/>
+        </w:tc>
+        <w:tc>
+          <w:tcPr>
+            <w:tcW w:w="1993" w:type="dxa"/>
+          </w:tcPr>
+          <w:p/>
         </w:tc>
       </w:tr>
       <w:tr>
-        <w:trPr>
-          <w:trHeight w:val="469"/>
-        </w:trPr>
-        <w:tc>
-          <w:tcPr>
-            <w:tcW w:w="0" w:type="auto"/>
-            <w:tcBorders>
-              <w:top w:val="single" w:sz="2" w:space="0" w:color="auto"/>
-              <w:left w:val="single" w:sz="2" w:space="0" w:color="auto"/>
-              <w:bottom w:val="single" w:sz="6" w:space="0" w:color="auto"/>
-              <w:right w:val="single" w:sz="2" w:space="0" w:color="auto"/>
-            </w:tcBorders>
-            <w:shd w:val="clear" w:color="auto" w:fill="FFFFFF"/>
-            <w:vAlign w:val="center"/>
-            <w:hideMark/>
-          </w:tcPr>
-          <w:p>
-            <w:r>
-              <w:t>2023</w:t>
-            </w:r>
-          </w:p>
-        </w:tc>
-        <w:tc>
-          <w:tcPr>
-            <w:tcW w:w="0" w:type="auto"/>
-            <w:tcBorders>
-              <w:top w:val="single" w:sz="2" w:space="0" w:color="auto"/>
-              <w:left w:val="single" w:sz="2" w:space="0" w:color="auto"/>
-              <w:bottom w:val="single" w:sz="6" w:space="0" w:color="auto"/>
-              <w:right w:val="single" w:sz="2" w:space="0" w:color="auto"/>
-            </w:tcBorders>
-            <w:shd w:val="clear" w:color="auto" w:fill="FFFFFF"/>
-            <w:vAlign w:val="center"/>
-            <w:hideMark/>
-          </w:tcPr>
-          <w:p>
-            <w:r>
-              <w:t>70</w:t>
-            </w:r>
-          </w:p>
-        </w:tc>
-        <w:tc>
-          <w:tcPr>
-            <w:tcW w:w="0" w:type="auto"/>
-            <w:tcBorders>
-              <w:top w:val="single" w:sz="2" w:space="0" w:color="auto"/>
-              <w:left w:val="single" w:sz="2" w:space="0" w:color="auto"/>
-              <w:bottom w:val="single" w:sz="6" w:space="0" w:color="auto"/>
-              <w:right w:val="single" w:sz="2" w:space="0" w:color="auto"/>
-            </w:tcBorders>
-            <w:shd w:val="clear" w:color="auto" w:fill="FFFFFF"/>
-            <w:vAlign w:val="center"/>
-            <w:hideMark/>
-          </w:tcPr>
-          <w:p>
-            <w:r>
-              <w:t>65</w:t>
-            </w:r>
-          </w:p>
+        <w:tc>
+          <w:tcPr>
+            <w:tcW w:w="1992" w:type="dxa"/>
+          </w:tcPr>
+          <w:p/>
+        </w:tc>
+        <w:tc>
+          <w:tcPr>
+            <w:tcW w:w="1992" w:type="dxa"/>
+          </w:tcPr>
+          <w:p/>
+        </w:tc>
+        <w:tc>
+          <w:tcPr>
+            <w:tcW w:w="1992" w:type="dxa"/>
+          </w:tcPr>
+          <w:p/>
+        </w:tc>
+        <w:tc>
+          <w:tcPr>
+            <w:tcW w:w="1993" w:type="dxa"/>
+          </w:tcPr>
+          <w:p/>
+        </w:tc>
+        <w:tc>
+          <w:tcPr>
+            <w:tcW w:w="1993" w:type="dxa"/>
+          </w:tcPr>
+          <w:p/>
+        </w:tc>
+        <w:tc>
+          <w:tcPr>
+            <w:tcW w:w="1993" w:type="dxa"/>
+          </w:tcPr>
+          <w:p/>
+        </w:tc>
+        <w:tc>
+          <w:tcPr>
+            <w:tcW w:w="1993" w:type="dxa"/>
+          </w:tcPr>
+          <w:p/>
         </w:tc>
       </w:tr>
       <w:tr>
-        <w:trPr>
-          <w:trHeight w:val="469"/>
-        </w:trPr>
-        <w:tc>
-          <w:tcPr>
-            <w:tcW w:w="0" w:type="auto"/>
-            <w:tcBorders>
-              <w:top w:val="single" w:sz="2" w:space="0" w:color="auto"/>
-              <w:left w:val="single" w:sz="2" w:space="0" w:color="auto"/>
-              <w:bottom w:val="single" w:sz="6" w:space="0" w:color="auto"/>
-              <w:right w:val="single" w:sz="2" w:space="0" w:color="auto"/>
-            </w:tcBorders>
-            <w:shd w:val="clear" w:color="auto" w:fill="FFFFFF"/>
-            <w:vAlign w:val="center"/>
-            <w:hideMark/>
-          </w:tcPr>
-          <w:p>
-            <w:r>
-              <w:t>2024</w:t>
-            </w:r>
-          </w:p>
-        </w:tc>
-        <w:tc>
-          <w:tcPr>
-            <w:tcW w:w="0" w:type="auto"/>
-            <w:tcBorders>
-              <w:top w:val="single" w:sz="2" w:space="0" w:color="auto"/>
-              <w:left w:val="single" w:sz="2" w:space="0" w:color="auto"/>
-              <w:bottom w:val="single" w:sz="6" w:space="0" w:color="auto"/>
-              <w:right w:val="single" w:sz="2" w:space="0" w:color="auto"/>
-            </w:tcBorders>
-            <w:shd w:val="clear" w:color="auto" w:fill="FFFFFF"/>
-            <w:vAlign w:val="center"/>
-            <w:hideMark/>
-          </w:tcPr>
-          <w:p>
-            <w:r>
-              <w:t>90</w:t>
-            </w:r>
-          </w:p>
-        </w:tc>
-        <w:tc>
-          <w:tcPr>
-            <w:tcW w:w="0" w:type="auto"/>
-            <w:tcBorders>
-              <w:top w:val="single" w:sz="2" w:space="0" w:color="auto"/>
-              <w:left w:val="single" w:sz="2" w:space="0" w:color="auto"/>
-              <w:bottom w:val="single" w:sz="6" w:space="0" w:color="auto"/>
-              <w:right w:val="single" w:sz="2" w:space="0" w:color="auto"/>
-            </w:tcBorders>
-            <w:shd w:val="clear" w:color="auto" w:fill="FFFFFF"/>
-            <w:vAlign w:val="center"/>
-            <w:hideMark/>
-          </w:tcPr>
-          <w:p>
-            <w:r>
-              <w:t>85</w:t>
-            </w:r>
-          </w:p>
-        </w:tc>
-      </w:tr>
-      <w:tr>
-        <w:trPr>
-          <w:trHeight w:val="469"/>
-        </w:trPr>
-        <w:tc>
-          <w:tcPr>
-            <w:tcW w:w="0" w:type="auto"/>
-            <w:tcBorders>
-              <w:top w:val="single" w:sz="2" w:space="0" w:color="auto"/>
-              <w:left w:val="single" w:sz="2" w:space="0" w:color="auto"/>
-              <w:bottom w:val="single" w:sz="6" w:space="0" w:color="auto"/>
-              <w:right w:val="single" w:sz="2" w:space="0" w:color="auto"/>
-            </w:tcBorders>
-            <w:shd w:val="clear" w:color="auto" w:fill="FFFFFF"/>
-            <w:vAlign w:val="center"/>
-            <w:hideMark/>
-          </w:tcPr>
-          <w:p>
-            <w:r>
-              <w:t>2025</w:t>
-            </w:r>
-          </w:p>
-        </w:tc>
-        <w:tc>
-          <w:tcPr>
-            <w:tcW w:w="0" w:type="auto"/>
-            <w:tcBorders>
-              <w:top w:val="single" w:sz="2" w:space="0" w:color="auto"/>
-              <w:left w:val="single" w:sz="2" w:space="0" w:color="auto"/>
-              <w:bottom w:val="single" w:sz="6" w:space="0" w:color="auto"/>
-              <w:right w:val="single" w:sz="2" w:space="0" w:color="auto"/>
-            </w:tcBorders>
-            <w:shd w:val="clear" w:color="auto" w:fill="FFFFFF"/>
-            <w:vAlign w:val="center"/>
-            <w:hideMark/>
-          </w:tcPr>
-          <w:p>
-            <w:r>
-              <w:t>120</w:t>
-            </w:r>
-          </w:p>
-        </w:tc>
-        <w:tc>
-          <w:tcPr>
-            <w:tcW w:w="0" w:type="auto"/>
-            <w:tcBorders>
-              <w:top w:val="single" w:sz="2" w:space="0" w:color="auto"/>
-              <w:left w:val="single" w:sz="2" w:space="0" w:color="auto"/>
-              <w:bottom w:val="single" w:sz="6" w:space="0" w:color="auto"/>
-              <w:right w:val="single" w:sz="2" w:space="0" w:color="auto"/>
-            </w:tcBorders>
-            <w:shd w:val="clear" w:color="auto" w:fill="FFFFFF"/>
-            <w:vAlign w:val="center"/>
-            <w:hideMark/>
-          </w:tcPr>
-          <w:p>
-            <w:r>
-              <w:t>115</w:t>
-            </w:r>
-          </w:p>
+        <w:tc>
+          <w:tcPr>
+            <w:tcW w:w="1992" w:type="dxa"/>
+          </w:tcPr>
+          <w:p/>
+        </w:tc>
+        <w:tc>
+          <w:tcPr>
+            <w:tcW w:w="1992" w:type="dxa"/>
+          </w:tcPr>
+          <w:p/>
+        </w:tc>
+        <w:tc>
+          <w:tcPr>
+            <w:tcW w:w="1992" w:type="dxa"/>
+          </w:tcPr>
+          <w:p/>
+        </w:tc>
+        <w:tc>
+          <w:tcPr>
+            <w:tcW w:w="1993" w:type="dxa"/>
+          </w:tcPr>
+          <w:p/>
+        </w:tc>
+        <w:tc>
+          <w:tcPr>
+            <w:tcW w:w="1993" w:type="dxa"/>
+          </w:tcPr>
+          <w:p/>
+        </w:tc>
+        <w:tc>
+          <w:tcPr>
+            <w:tcW w:w="1993" w:type="dxa"/>
+          </w:tcPr>
+          <w:p/>
+        </w:tc>
+        <w:tc>
+          <w:tcPr>
+            <w:tcW w:w="1993" w:type="dxa"/>
+          </w:tcPr>
+          <w:p/>
         </w:tc>
       </w:tr>
     </w:tbl>
@@ -961,19 +661,17 @@
       </w:pPr>
     </w:p>
     <w:p>
+      <w:pPr>
+        <w:pStyle w:val="Heading1"/>
+      </w:pPr>
+      <w:bookmarkStart w:id="3" w:name="_Toc232580485"/>
       <w:r>
         <w:lastRenderedPageBreak/>
-        <w:t xml:space="preserve">Bagian 6 – Menggunakan </w:t>
+        <w:t>KESIMPULAN</w:t>
       </w:r>
-      <w:proofErr w:type="spellStart"/>
-      <w:r>
-        <w:t>Section</w:t>
-      </w:r>
-      <w:proofErr w:type="spellEnd"/>
-      <w:r>
-        <w:t xml:space="preserve"> Break</w:t>
-      </w:r>
+      <w:bookmarkEnd w:id="3"/>
     </w:p>
+    <w:p/>
     <w:sectPr>
       <w:pgSz w:w="11906" w:h="16838"/>
       <w:pgMar w:top="1440" w:right="1440" w:bottom="1440" w:left="1440" w:header="708" w:footer="708" w:gutter="0"/>
@@ -982,6 +680,152 @@
     </w:sectPr>
   </w:body>
 </w:document>
+</file>
+
+<file path=word/endnotes.xml><?xml version="1.0" encoding="utf-8"?>
+<w:endnotes xmlns:wpc="http://schemas.microsoft.com/office/word/2010/wordprocessingCanvas" xmlns:cx="http://schemas.microsoft.com/office/drawing/2014/chartex" xmlns:cx1="http://schemas.microsoft.com/office/drawing/2015/9/8/chartex" xmlns:cx2="http://schemas.microsoft.com/office/drawing/2015/10/21/chartex" xmlns:cx3="http://schemas.microsoft.com/office/drawing/2016/5/9/chartex" xmlns:cx4="http://schemas.microsoft.com/office/drawing/2016/5/10/chartex" xmlns:cx5="http://schemas.microsoft.com/office/drawing/2016/5/11/chartex" xmlns:cx6="http://schemas.microsoft.com/office/drawing/2016/5/12/chartex" xmlns:cx7="http://schemas.microsoft.com/office/drawing/2016/5/13/chartex" xmlns:cx8="http://schemas.microsoft.com/office/drawing/2016/5/14/chartex" xmlns:mc="http://schemas.openxmlformats.org/markup-compatibility/2006" xmlns:aink="http://schemas.microsoft.com/office/drawing/2016/ink" xmlns:am3d="http://schemas.microsoft.com/office/drawing/2017/model3d" xmlns:o="urn:schemas-microsoft-com:office:office" xmlns:oel="http://schemas.microsoft.com/office/2019/extlst" xmlns:r="http://schemas.openxmlformats.org/officeDocument/2006/relationships" xmlns:m="http://schemas.openxmlformats.org/officeDocument/2006/math" xmlns:v="urn:schemas-microsoft-com:vml" xmlns:wp14="http://schemas.microsoft.com/office/word/2010/wordprocessingDrawing" xmlns:wp="http://schemas.openxmlformats.org/drawingml/2006/wordprocessingDrawing" xmlns:w10="urn:schemas-microsoft-com:office:word" xmlns:w="http://schemas.openxmlformats.org/wordprocessingml/2006/main" xmlns:w14="http://schemas.microsoft.com/office/word/2010/wordml" xmlns:w15="http://schemas.microsoft.com/office/word/2012/wordml" xmlns:w16cex="http://schemas.microsoft.com/office/word/2018/wordml/cex" xmlns:w16cid="http://schemas.microsoft.com/office/word/2016/wordml/cid" xmlns:w16="http://schemas.microsoft.com/office/word/2018/wordml" xmlns:w16du="http://schemas.microsoft.com/office/word/2023/wordml/word16du" xmlns:w16sdtdh="http://schemas.microsoft.com/office/word/2020/wordml/sdtdatahash" xmlns:w16sdtfl="http://schemas.microsoft.com/office/word/2024/wordml/sdtformatlock" xmlns:w16se="http://schemas.microsoft.com/office/word/2015/wordml/symex" xmlns:wpg="http://schemas.microsoft.com/office/word/2010/wordprocessingGroup" xmlns:wpi="http://schemas.microsoft.com/office/word/2010/wordprocessingInk" xmlns:wne="http://schemas.microsoft.com/office/word/2006/wordml" xmlns:wps="http://schemas.microsoft.com/office/word/2010/wordprocessingShape" mc:Ignorable="w14 w15 w16se w16cid w16 w16cex w16sdtdh w16sdtfl w16du wp14">
+  <w:endnote w:type="separator" w:id="-1">
+    <w:p>
+      <w:pPr>
+        <w:spacing w:after="0" w:line="240" w:lineRule="auto"/>
+      </w:pPr>
+      <w:r>
+        <w:separator/>
+      </w:r>
+    </w:p>
+  </w:endnote>
+  <w:endnote w:type="continuationSeparator" w:id="0">
+    <w:p>
+      <w:pPr>
+        <w:spacing w:after="0" w:line="240" w:lineRule="auto"/>
+      </w:pPr>
+      <w:r>
+        <w:continuationSeparator/>
+      </w:r>
+    </w:p>
+  </w:endnote>
+</w:endnotes>
+</file>
+
+<file path=word/footer1.xml><?xml version="1.0" encoding="utf-8"?>
+<w:ftr xmlns:wpc="http://schemas.microsoft.com/office/word/2010/wordprocessingCanvas" xmlns:cx="http://schemas.microsoft.com/office/drawing/2014/chartex" xmlns:cx1="http://schemas.microsoft.com/office/drawing/2015/9/8/chartex" xmlns:cx2="http://schemas.microsoft.com/office/drawing/2015/10/21/chartex" xmlns:cx3="http://schemas.microsoft.com/office/drawing/2016/5/9/chartex" xmlns:cx4="http://schemas.microsoft.com/office/drawing/2016/5/10/chartex" xmlns:cx5="http://schemas.microsoft.com/office/drawing/2016/5/11/chartex" xmlns:cx6="http://schemas.microsoft.com/office/drawing/2016/5/12/chartex" xmlns:cx7="http://schemas.microsoft.com/office/drawing/2016/5/13/chartex" xmlns:cx8="http://schemas.microsoft.com/office/drawing/2016/5/14/chartex" xmlns:mc="http://schemas.openxmlformats.org/markup-compatibility/2006" xmlns:aink="http://schemas.microsoft.com/office/drawing/2016/ink" xmlns:am3d="http://schemas.microsoft.com/office/drawing/2017/model3d" xmlns:o="urn:schemas-microsoft-com:office:office" xmlns:oel="http://schemas.microsoft.com/office/2019/extlst" xmlns:r="http://schemas.openxmlformats.org/officeDocument/2006/relationships" xmlns:m="http://schemas.openxmlformats.org/officeDocument/2006/math" xmlns:v="urn:schemas-microsoft-com:vml" xmlns:wp14="http://schemas.microsoft.com/office/word/2010/wordprocessingDrawing" xmlns:wp="http://schemas.openxmlformats.org/drawingml/2006/wordprocessingDrawing" xmlns:w10="urn:schemas-microsoft-com:office:word" xmlns:w="http://schemas.openxmlformats.org/wordprocessingml/2006/main" xmlns:w14="http://schemas.microsoft.com/office/word/2010/wordml" xmlns:w15="http://schemas.microsoft.com/office/word/2012/wordml" xmlns:w16cex="http://schemas.microsoft.com/office/word/2018/wordml/cex" xmlns:w16cid="http://schemas.microsoft.com/office/word/2016/wordml/cid" xmlns:w16="http://schemas.microsoft.com/office/word/2018/wordml" xmlns:w16du="http://schemas.microsoft.com/office/word/2023/wordml/word16du" xmlns:w16sdtdh="http://schemas.microsoft.com/office/word/2020/wordml/sdtdatahash" xmlns:w16sdtfl="http://schemas.microsoft.com/office/word/2024/wordml/sdtformatlock" xmlns:w16se="http://schemas.microsoft.com/office/word/2015/wordml/symex" xmlns:wpg="http://schemas.microsoft.com/office/word/2010/wordprocessingGroup" xmlns:wpi="http://schemas.microsoft.com/office/word/2010/wordprocessingInk" xmlns:wne="http://schemas.microsoft.com/office/word/2006/wordml" xmlns:wps="http://schemas.microsoft.com/office/word/2010/wordprocessingShape" mc:Ignorable="w14 w15 w16se w16cid w16 w16cex w16sdtdh w16sdtfl w16du wp14">
+  <w:p>
+    <w:pPr>
+      <w:pStyle w:val="Footer"/>
+      <w:jc w:val="center"/>
+    </w:pPr>
+  </w:p>
+</w:ftr>
+</file>
+
+<file path=word/footer2.xml><?xml version="1.0" encoding="utf-8"?>
+<w:ftr xmlns:wpc="http://schemas.microsoft.com/office/word/2010/wordprocessingCanvas" xmlns:cx="http://schemas.microsoft.com/office/drawing/2014/chartex" xmlns:cx1="http://schemas.microsoft.com/office/drawing/2015/9/8/chartex" xmlns:cx2="http://schemas.microsoft.com/office/drawing/2015/10/21/chartex" xmlns:cx3="http://schemas.microsoft.com/office/drawing/2016/5/9/chartex" xmlns:cx4="http://schemas.microsoft.com/office/drawing/2016/5/10/chartex" xmlns:cx5="http://schemas.microsoft.com/office/drawing/2016/5/11/chartex" xmlns:cx6="http://schemas.microsoft.com/office/drawing/2016/5/12/chartex" xmlns:cx7="http://schemas.microsoft.com/office/drawing/2016/5/13/chartex" xmlns:cx8="http://schemas.microsoft.com/office/drawing/2016/5/14/chartex" xmlns:mc="http://schemas.openxmlformats.org/markup-compatibility/2006" xmlns:aink="http://schemas.microsoft.com/office/drawing/2016/ink" xmlns:am3d="http://schemas.microsoft.com/office/drawing/2017/model3d" xmlns:o="urn:schemas-microsoft-com:office:office" xmlns:oel="http://schemas.microsoft.com/office/2019/extlst" xmlns:r="http://schemas.openxmlformats.org/officeDocument/2006/relationships" xmlns:m="http://schemas.openxmlformats.org/officeDocument/2006/math" xmlns:v="urn:schemas-microsoft-com:vml" xmlns:wp14="http://schemas.microsoft.com/office/word/2010/wordprocessingDrawing" xmlns:wp="http://schemas.openxmlformats.org/drawingml/2006/wordprocessingDrawing" xmlns:w10="urn:schemas-microsoft-com:office:word" xmlns:w="http://schemas.openxmlformats.org/wordprocessingml/2006/main" xmlns:w14="http://schemas.microsoft.com/office/word/2010/wordml" xmlns:w15="http://schemas.microsoft.com/office/word/2012/wordml" xmlns:w16cex="http://schemas.microsoft.com/office/word/2018/wordml/cex" xmlns:w16cid="http://schemas.microsoft.com/office/word/2016/wordml/cid" xmlns:w16="http://schemas.microsoft.com/office/word/2018/wordml" xmlns:w16du="http://schemas.microsoft.com/office/word/2023/wordml/word16du" xmlns:w16sdtdh="http://schemas.microsoft.com/office/word/2020/wordml/sdtdatahash" xmlns:w16sdtfl="http://schemas.microsoft.com/office/word/2024/wordml/sdtformatlock" xmlns:w16se="http://schemas.microsoft.com/office/word/2015/wordml/symex" xmlns:wpg="http://schemas.microsoft.com/office/word/2010/wordprocessingGroup" xmlns:wpi="http://schemas.microsoft.com/office/word/2010/wordprocessingInk" xmlns:wne="http://schemas.microsoft.com/office/word/2006/wordml" xmlns:wps="http://schemas.microsoft.com/office/word/2010/wordprocessingShape" mc:Ignorable="w14 w15 w16se w16cid w16 w16cex w16sdtdh w16sdtfl w16du wp14">
+  <w:sdt>
+    <w:sdtPr>
+      <w:id w:val="-1711875716"/>
+      <w:docPartObj>
+        <w:docPartGallery w:val="Page Numbers (Bottom of Page)"/>
+        <w:docPartUnique/>
+      </w:docPartObj>
+    </w:sdtPr>
+    <w:sdtContent>
+      <w:p>
+        <w:pPr>
+          <w:pStyle w:val="Footer"/>
+          <w:jc w:val="center"/>
+        </w:pPr>
+        <w:r>
+          <w:fldChar w:fldCharType="begin"/>
+        </w:r>
+        <w:r>
+          <w:instrText>PAGE   \* MERGEFORMAT</w:instrText>
+        </w:r>
+        <w:r>
+          <w:fldChar w:fldCharType="separate"/>
+        </w:r>
+        <w:r>
+          <w:t>2</w:t>
+        </w:r>
+        <w:r>
+          <w:fldChar w:fldCharType="end"/>
+        </w:r>
+      </w:p>
+    </w:sdtContent>
+  </w:sdt>
+  <w:p>
+    <w:pPr>
+      <w:pStyle w:val="Footer"/>
+    </w:pPr>
+  </w:p>
+</w:ftr>
+</file>
+
+<file path=word/footer3.xml><?xml version="1.0" encoding="utf-8"?>
+<w:ftr xmlns:wpc="http://schemas.microsoft.com/office/word/2010/wordprocessingCanvas" xmlns:cx="http://schemas.microsoft.com/office/drawing/2014/chartex" xmlns:cx1="http://schemas.microsoft.com/office/drawing/2015/9/8/chartex" xmlns:cx2="http://schemas.microsoft.com/office/drawing/2015/10/21/chartex" xmlns:cx3="http://schemas.microsoft.com/office/drawing/2016/5/9/chartex" xmlns:cx4="http://schemas.microsoft.com/office/drawing/2016/5/10/chartex" xmlns:cx5="http://schemas.microsoft.com/office/drawing/2016/5/11/chartex" xmlns:cx6="http://schemas.microsoft.com/office/drawing/2016/5/12/chartex" xmlns:cx7="http://schemas.microsoft.com/office/drawing/2016/5/13/chartex" xmlns:cx8="http://schemas.microsoft.com/office/drawing/2016/5/14/chartex" xmlns:mc="http://schemas.openxmlformats.org/markup-compatibility/2006" xmlns:aink="http://schemas.microsoft.com/office/drawing/2016/ink" xmlns:am3d="http://schemas.microsoft.com/office/drawing/2017/model3d" xmlns:o="urn:schemas-microsoft-com:office:office" xmlns:oel="http://schemas.microsoft.com/office/2019/extlst" xmlns:r="http://schemas.openxmlformats.org/officeDocument/2006/relationships" xmlns:m="http://schemas.openxmlformats.org/officeDocument/2006/math" xmlns:v="urn:schemas-microsoft-com:vml" xmlns:wp14="http://schemas.microsoft.com/office/word/2010/wordprocessingDrawing" xmlns:wp="http://schemas.openxmlformats.org/drawingml/2006/wordprocessingDrawing" xmlns:w10="urn:schemas-microsoft-com:office:word" xmlns:w="http://schemas.openxmlformats.org/wordprocessingml/2006/main" xmlns:w14="http://schemas.microsoft.com/office/word/2010/wordml" xmlns:w15="http://schemas.microsoft.com/office/word/2012/wordml" xmlns:w16cex="http://schemas.microsoft.com/office/word/2018/wordml/cex" xmlns:w16cid="http://schemas.microsoft.com/office/word/2016/wordml/cid" xmlns:w16="http://schemas.microsoft.com/office/word/2018/wordml" xmlns:w16du="http://schemas.microsoft.com/office/word/2023/wordml/word16du" xmlns:w16sdtdh="http://schemas.microsoft.com/office/word/2020/wordml/sdtdatahash" xmlns:w16sdtfl="http://schemas.microsoft.com/office/word/2024/wordml/sdtformatlock" xmlns:w16se="http://schemas.microsoft.com/office/word/2015/wordml/symex" xmlns:wpg="http://schemas.microsoft.com/office/word/2010/wordprocessingGroup" xmlns:wpi="http://schemas.microsoft.com/office/word/2010/wordprocessingInk" xmlns:wne="http://schemas.microsoft.com/office/word/2006/wordml" xmlns:wps="http://schemas.microsoft.com/office/word/2010/wordprocessingShape" mc:Ignorable="w14 w15 w16se w16cid w16 w16cex w16sdtdh w16sdtfl w16du wp14">
+  <w:sdt>
+    <w:sdtPr>
+      <w:id w:val="1934936071"/>
+      <w:docPartObj>
+        <w:docPartGallery w:val="Page Numbers (Bottom of Page)"/>
+        <w:docPartUnique/>
+      </w:docPartObj>
+    </w:sdtPr>
+    <w:sdtContent>
+      <w:p>
+        <w:pPr>
+          <w:pStyle w:val="Footer"/>
+          <w:jc w:val="center"/>
+        </w:pPr>
+        <w:r>
+          <w:fldChar w:fldCharType="begin"/>
+        </w:r>
+        <w:r>
+          <w:instrText>PAGE   \* MERGEFORMAT</w:instrText>
+        </w:r>
+        <w:r>
+          <w:fldChar w:fldCharType="separate"/>
+        </w:r>
+        <w:r>
+          <w:t>2</w:t>
+        </w:r>
+        <w:r>
+          <w:fldChar w:fldCharType="end"/>
+        </w:r>
+      </w:p>
+    </w:sdtContent>
+  </w:sdt>
+  <w:p>
+    <w:pPr>
+      <w:pStyle w:val="Footer"/>
+      <w:jc w:val="center"/>
+    </w:pPr>
+  </w:p>
+</w:ftr>
+</file>
+
+<file path=word/footnotes.xml><?xml version="1.0" encoding="utf-8"?>
+<w:footnotes xmlns:wpc="http://schemas.microsoft.com/office/word/2010/wordprocessingCanvas" xmlns:cx="http://schemas.microsoft.com/office/drawing/2014/chartex" xmlns:cx1="http://schemas.microsoft.com/office/drawing/2015/9/8/chartex" xmlns:cx2="http://schemas.microsoft.com/office/drawing/2015/10/21/chartex" xmlns:cx3="http://schemas.microsoft.com/office/drawing/2016/5/9/chartex" xmlns:cx4="http://schemas.microsoft.com/office/drawing/2016/5/10/chartex" xmlns:cx5="http://schemas.microsoft.com/office/drawing/2016/5/11/chartex" xmlns:cx6="http://schemas.microsoft.com/office/drawing/2016/5/12/chartex" xmlns:cx7="http://schemas.microsoft.com/office/drawing/2016/5/13/chartex" xmlns:cx8="http://schemas.microsoft.com/office/drawing/2016/5/14/chartex" xmlns:mc="http://schemas.openxmlformats.org/markup-compatibility/2006" xmlns:aink="http://schemas.microsoft.com/office/drawing/2016/ink" xmlns:am3d="http://schemas.microsoft.com/office/drawing/2017/model3d" xmlns:o="urn:schemas-microsoft-com:office:office" xmlns:oel="http://schemas.microsoft.com/office/2019/extlst" xmlns:r="http://schemas.openxmlformats.org/officeDocument/2006/relationships" xmlns:m="http://schemas.openxmlformats.org/officeDocument/2006/math" xmlns:v="urn:schemas-microsoft-com:vml" xmlns:wp14="http://schemas.microsoft.com/office/word/2010/wordprocessingDrawing" xmlns:wp="http://schemas.openxmlformats.org/drawingml/2006/wordprocessingDrawing" xmlns:w10="urn:schemas-microsoft-com:office:word" xmlns:w="http://schemas.openxmlformats.org/wordprocessingml/2006/main" xmlns:w14="http://schemas.microsoft.com/office/word/2010/wordml" xmlns:w15="http://schemas.microsoft.com/office/word/2012/wordml" xmlns:w16cex="http://schemas.microsoft.com/office/word/2018/wordml/cex" xmlns:w16cid="http://schemas.microsoft.com/office/word/2016/wordml/cid" xmlns:w16="http://schemas.microsoft.com/office/word/2018/wordml" xmlns:w16du="http://schemas.microsoft.com/office/word/2023/wordml/word16du" xmlns:w16sdtdh="http://schemas.microsoft.com/office/word/2020/wordml/sdtdatahash" xmlns:w16sdtfl="http://schemas.microsoft.com/office/word/2024/wordml/sdtformatlock" xmlns:w16se="http://schemas.microsoft.com/office/word/2015/wordml/symex" xmlns:wpg="http://schemas.microsoft.com/office/word/2010/wordprocessingGroup" xmlns:wpi="http://schemas.microsoft.com/office/word/2010/wordprocessingInk" xmlns:wne="http://schemas.microsoft.com/office/word/2006/wordml" xmlns:wps="http://schemas.microsoft.com/office/word/2010/wordprocessingShape" mc:Ignorable="w14 w15 w16se w16cid w16 w16cex w16sdtdh w16sdtfl w16du wp14">
+  <w:footnote w:type="separator" w:id="-1">
+    <w:p>
+      <w:pPr>
+        <w:spacing w:after="0" w:line="240" w:lineRule="auto"/>
+      </w:pPr>
+      <w:r>
+        <w:separator/>
+      </w:r>
+    </w:p>
+  </w:footnote>
+  <w:footnote w:type="continuationSeparator" w:id="0">
+    <w:p>
+      <w:pPr>
+        <w:spacing w:after="0" w:line="240" w:lineRule="auto"/>
+      </w:pPr>
+      <w:r>
+        <w:continuationSeparator/>
+      </w:r>
+    </w:p>
+  </w:footnote>
+</w:footnotes>
 </file>
 
 <file path=word/styles.xml><?xml version="1.0" encoding="utf-8"?>
@@ -1411,7 +1255,6 @@
     <w:next w:val="Normal"/>
     <w:link w:val="Heading2Char"/>
     <w:uiPriority w:val="9"/>
-    <w:semiHidden/>
     <w:unhideWhenUsed/>
     <w:qFormat/>
     <w:rsid w:val="0060650A"/>
@@ -1627,7 +1470,6 @@
     <w:basedOn w:val="DefaultParagraphFont"/>
     <w:link w:val="Heading2"/>
     <w:uiPriority w:val="9"/>
-    <w:semiHidden/>
     <w:rsid w:val="0060650A"/>
     <w:rPr>
       <w:rFonts w:asciiTheme="majorHAnsi" w:eastAsiaTheme="majorEastAsia" w:hAnsiTheme="majorHAnsi" w:cstheme="majorBidi"/>
@@ -1936,6 +1778,123 @@
       <w:sz w:val="18"/>
       <w:szCs w:val="18"/>
     </w:rPr>
+  </w:style>
+  <w:style w:type="paragraph" w:styleId="TOC1">
+    <w:name w:val="toc 1"/>
+    <w:basedOn w:val="Normal"/>
+    <w:next w:val="Normal"/>
+    <w:autoRedefine/>
+    <w:uiPriority w:val="39"/>
+    <w:unhideWhenUsed/>
+    <w:rsid w:val="00704C0F"/>
+    <w:pPr>
+      <w:spacing w:after="100"/>
+    </w:pPr>
+  </w:style>
+  <w:style w:type="paragraph" w:styleId="TOC2">
+    <w:name w:val="toc 2"/>
+    <w:basedOn w:val="Normal"/>
+    <w:next w:val="Normal"/>
+    <w:autoRedefine/>
+    <w:uiPriority w:val="39"/>
+    <w:unhideWhenUsed/>
+    <w:rsid w:val="00704C0F"/>
+    <w:pPr>
+      <w:spacing w:after="100"/>
+      <w:ind w:left="220"/>
+    </w:pPr>
+  </w:style>
+  <w:style w:type="character" w:styleId="Hyperlink">
+    <w:name w:val="Hyperlink"/>
+    <w:basedOn w:val="DefaultParagraphFont"/>
+    <w:uiPriority w:val="99"/>
+    <w:unhideWhenUsed/>
+    <w:rsid w:val="00704C0F"/>
+    <w:rPr>
+      <w:color w:val="0563C1" w:themeColor="hyperlink"/>
+      <w:u w:val="single"/>
+    </w:rPr>
+  </w:style>
+  <w:style w:type="paragraph" w:styleId="TOC3">
+    <w:name w:val="toc 3"/>
+    <w:basedOn w:val="Normal"/>
+    <w:next w:val="Normal"/>
+    <w:autoRedefine/>
+    <w:uiPriority w:val="39"/>
+    <w:unhideWhenUsed/>
+    <w:rsid w:val="00704C0F"/>
+    <w:pPr>
+      <w:spacing w:after="100"/>
+      <w:ind w:left="440"/>
+    </w:pPr>
+    <w:rPr>
+      <w:rFonts w:eastAsiaTheme="minorEastAsia" w:cs="Times New Roman"/>
+      <w:lang w:eastAsia="id-ID"/>
+      <w14:ligatures w14:val="none"/>
+    </w:rPr>
+  </w:style>
+  <w:style w:type="paragraph" w:styleId="Header">
+    <w:name w:val="header"/>
+    <w:basedOn w:val="Normal"/>
+    <w:link w:val="HeaderChar"/>
+    <w:uiPriority w:val="99"/>
+    <w:unhideWhenUsed/>
+    <w:rsid w:val="00704C0F"/>
+    <w:pPr>
+      <w:tabs>
+        <w:tab w:val="center" w:pos="4513"/>
+        <w:tab w:val="right" w:pos="9026"/>
+      </w:tabs>
+      <w:spacing w:after="0" w:line="240" w:lineRule="auto"/>
+    </w:pPr>
+  </w:style>
+  <w:style w:type="character" w:customStyle="1" w:styleId="HeaderChar">
+    <w:name w:val="Header Char"/>
+    <w:basedOn w:val="DefaultParagraphFont"/>
+    <w:link w:val="Header"/>
+    <w:uiPriority w:val="99"/>
+    <w:rsid w:val="00704C0F"/>
+  </w:style>
+  <w:style w:type="paragraph" w:styleId="Footer">
+    <w:name w:val="footer"/>
+    <w:basedOn w:val="Normal"/>
+    <w:link w:val="FooterChar"/>
+    <w:uiPriority w:val="99"/>
+    <w:unhideWhenUsed/>
+    <w:rsid w:val="00704C0F"/>
+    <w:pPr>
+      <w:tabs>
+        <w:tab w:val="center" w:pos="4513"/>
+        <w:tab w:val="right" w:pos="9026"/>
+      </w:tabs>
+      <w:spacing w:after="0" w:line="240" w:lineRule="auto"/>
+    </w:pPr>
+  </w:style>
+  <w:style w:type="character" w:customStyle="1" w:styleId="FooterChar">
+    <w:name w:val="Footer Char"/>
+    <w:basedOn w:val="DefaultParagraphFont"/>
+    <w:link w:val="Footer"/>
+    <w:uiPriority w:val="99"/>
+    <w:rsid w:val="00704C0F"/>
+  </w:style>
+  <w:style w:type="table" w:styleId="TableGrid">
+    <w:name w:val="Table Grid"/>
+    <w:basedOn w:val="TableNormal"/>
+    <w:uiPriority w:val="39"/>
+    <w:rsid w:val="00164387"/>
+    <w:pPr>
+      <w:spacing w:after="0" w:line="240" w:lineRule="auto"/>
+    </w:pPr>
+    <w:tblPr>
+      <w:tblBorders>
+        <w:top w:val="single" w:sz="4" w:space="0" w:color="auto"/>
+        <w:left w:val="single" w:sz="4" w:space="0" w:color="auto"/>
+        <w:bottom w:val="single" w:sz="4" w:space="0" w:color="auto"/>
+        <w:right w:val="single" w:sz="4" w:space="0" w:color="auto"/>
+        <w:insideH w:val="single" w:sz="4" w:space="0" w:color="auto"/>
+        <w:insideV w:val="single" w:sz="4" w:space="0" w:color="auto"/>
+      </w:tblBorders>
+    </w:tblPr>
   </w:style>
 </w:styles>
 </file>
